--- a/extrakty/doc/TC278WG7/extract_20452_(2009).docx
+++ b/extrakty/doc/TC278WG7/extract_20452_(2009).docx
@@ -209,7 +209,7 @@
       <w:r>
         <w:rPr/>
         <w:tab/>
-        <w:t>60 stran</w:t>
+        <w:t xml:space="preserve">Vydána 2007, 60 stran</w:t>
       </w:r>
     </w:p>
     <w:p>
@@ -277,24 +277,6 @@
     <w:p>
       <w:pPr>
         <w:pStyle w:val="Textnormy"/>
-        <w:rPr>
-          <w:b/>
-          <w:sz w:val="22"/>
-          <w:szCs w:val="22"/>
-        </w:rPr>
-      </w:pPr>
-      <w:r>
-        <w:rPr>
-          <w:b/>
-          <w:sz w:val="22"/>
-          <w:szCs w:val="22"/>
-        </w:rPr>
-        <w:t>Užití</w:t>
-      </w:r>
-    </w:p>
-    <w:p>
-      <w:pPr>
-        <w:pStyle w:val="Textnormy"/>
         <w:tabs>
           <w:tab w:val="clear" w:pos="708"/>
           <w:tab w:val="right" w:pos="9923" w:leader="none"/>
@@ -303,6 +285,38 @@
       </w:pPr>
       <w:r>
         <w:rPr/>
+        <w:t xml:space="preserve">Poznámka: Extrakt uvádí vybrané kapitoly popisovaného dokumentu a přejímá původní číslování kapitol.</w:t>
+      </w:r>
+    </w:p>
+    <w:p>
+      <w:pPr>
+        <w:pStyle w:val="Textnormy"/>
+        <w:rPr>
+          <w:b/>
+          <w:sz w:val="22"/>
+          <w:szCs w:val="22"/>
+        </w:rPr>
+      </w:pPr>
+      <w:r>
+        <w:rPr>
+          <w:b/>
+          <w:sz w:val="22"/>
+          <w:szCs w:val="22"/>
+        </w:rPr>
+        <w:t>Užití</w:t>
+      </w:r>
+    </w:p>
+    <w:p>
+      <w:pPr>
+        <w:pStyle w:val="Textnormy"/>
+        <w:tabs>
+          <w:tab w:val="clear" w:pos="708"/>
+          <w:tab w:val="right" w:pos="9923" w:leader="none"/>
+        </w:tabs>
+        <w:rPr/>
+      </w:pPr>
+      <w:r>
+        <w:rPr/>
         <w:t>Norma svým obsahem patří do oblasti navigačních a lokačních systémů a souvisejících aplikací. Její uplatnění nalezneme zejména v oblasti navigačních a lokačních systémů, poskytování dopravních služeb, dopravním zpravodajství, systémech řízení dopravy a aktivních vozidlových systémů, či aplikací ADAS (pokročilé asistenční systémy podpory řidiče).</w:t>
       </w:r>
     </w:p>
@@ -361,7 +375,7 @@
           <w:sz w:val="22"/>
           <w:szCs w:val="22"/>
         </w:rPr>
-        <w:t>2 Normativní odkazy</w:t>
+        <w:t xml:space="preserve">2 Souvisící normy</w:t>
       </w:r>
     </w:p>
     <w:p>
@@ -372,6 +386,16 @@
       <w:r>
         <w:rPr/>
         <w:t>ISO 14825 zavedena v ČSN EN ISO 14825 (01 8281) Inteligentní dopravní systémy – Geografické datové soubory (GDF) – Celková datová specifikace</w:t>
+      </w:r>
+    </w:p>
+    <w:p>
+      <w:pPr>
+        <w:pStyle w:val="Textnormy"/>
+        <w:rPr/>
+      </w:pPr>
+      <w:r>
+        <w:rPr/>
+        <w:t>V této části normy je uvedeno 5 informativních odkazů na webové stránky.</w:t>
       </w:r>
     </w:p>
     <w:p>
@@ -389,35 +413,7 @@
           <w:sz w:val="22"/>
           <w:szCs w:val="22"/>
         </w:rPr>
-        <w:t>3 Informativní odkazy</w:t>
-      </w:r>
-    </w:p>
-    <w:p>
-      <w:pPr>
-        <w:pStyle w:val="Textnormy"/>
-        <w:rPr/>
-      </w:pPr>
-      <w:r>
-        <w:rPr/>
-        <w:t>V této části normy je uvedeno 5 informativních odkazů na webové stránky.</w:t>
-      </w:r>
-    </w:p>
-    <w:p>
-      <w:pPr>
-        <w:pStyle w:val="Textnormy"/>
-        <w:rPr>
-          <w:b/>
-          <w:sz w:val="22"/>
-          <w:szCs w:val="22"/>
-        </w:rPr>
-      </w:pPr>
-      <w:r>
-        <w:rPr>
-          <w:b/>
-          <w:sz w:val="22"/>
-          <w:szCs w:val="22"/>
-        </w:rPr>
-        <w:t>4. Termíny a definice</w:t>
+        <w:t xml:space="preserve">4 Termíny a definice</w:t>
       </w:r>
     </w:p>
     <w:p>
@@ -716,6 +712,20 @@
     <w:p>
       <w:pPr>
         <w:pStyle w:val="Textnormy"/>
+        <w:tabs>
+          <w:tab w:val="clear" w:pos="708"/>
+          <w:tab w:val="right" w:pos="9923" w:leader="none"/>
+        </w:tabs>
+        <w:rPr/>
+      </w:pPr>
+      <w:r>
+        <w:rPr/>
+        <w:t xml:space="preserve">Další termíny a zkratky z oboru ITS jsou obsaženy ve slovníku ITS terminology.</w:t>
+      </w:r>
+    </w:p>
+    <w:p>
+      <w:pPr>
+        <w:pStyle w:val="Textnormy"/>
         <w:rPr>
           <w:b/>
           <w:sz w:val="22"/>
@@ -728,7 +738,7 @@
           <w:sz w:val="22"/>
           <w:szCs w:val="22"/>
         </w:rPr>
-        <w:t>5. Značky a zkratky</w:t>
+        <w:t xml:space="preserve">5 Symboly a zkratky</w:t>
       </w:r>
     </w:p>
     <w:p>
@@ -797,7 +807,7 @@
             </wp:cNvGraphicFramePr>
             <a:graphic xmlns:a="http://schemas.openxmlformats.org/drawingml/2006/main">
               <a:graphicData uri="http://schemas.openxmlformats.org/drawingml/2006/picture">
-                <pic:pic xmlns:pic="http://schemas.openxmlformats.org/drawingml/2006/picture">
+                <pic:pic>
                   <pic:nvPicPr>
                     <pic:cNvPr id="1" name="Image1"/>
                     <pic:cNvPicPr>
@@ -989,6 +999,20 @@
     <w:p>
       <w:pPr>
         <w:pStyle w:val="Textnormy"/>
+        <w:tabs>
+          <w:tab w:val="clear" w:pos="708"/>
+          <w:tab w:val="right" w:pos="9923" w:leader="none"/>
+        </w:tabs>
+        <w:rPr/>
+      </w:pPr>
+      <w:r>
+        <w:rPr/>
+        <w:t xml:space="preserve">Další termíny a zkratky z oboru ITS jsou obsaženy ve slovníku ITS terminology (www.ITSterminology.org).</w:t>
+      </w:r>
+    </w:p>
+    <w:p>
+      <w:pPr>
+        <w:pStyle w:val="Textnormy"/>
         <w:spacing w:before="60" w:after="120"/>
         <w:rPr>
           <w:b/>
@@ -2007,7 +2031,7 @@
             </wp:cNvGraphicFramePr>
             <a:graphic xmlns:a="http://schemas.openxmlformats.org/drawingml/2006/main">
               <a:graphicData uri="http://schemas.openxmlformats.org/drawingml/2006/picture">
-                <pic:pic xmlns:pic="http://schemas.openxmlformats.org/drawingml/2006/picture">
+                <pic:pic>
                   <pic:nvPicPr>
                     <pic:cNvPr id="2" name="Image2"/>
                     <pic:cNvPicPr>
@@ -2668,7 +2692,7 @@
             </wp:cNvGraphicFramePr>
             <a:graphic xmlns:a="http://schemas.openxmlformats.org/drawingml/2006/main">
               <a:graphicData uri="http://schemas.openxmlformats.org/drawingml/2006/picture">
-                <pic:pic xmlns:pic="http://schemas.openxmlformats.org/drawingml/2006/picture">
+                <pic:pic>
                   <pic:nvPicPr>
                     <pic:cNvPr id="3" name="Image3"/>
                     <pic:cNvPicPr>
@@ -2820,7 +2844,7 @@
             </wp:cNvGraphicFramePr>
             <a:graphic xmlns:a="http://schemas.openxmlformats.org/drawingml/2006/main">
               <a:graphicData uri="http://schemas.openxmlformats.org/drawingml/2006/picture">
-                <pic:pic xmlns:pic="http://schemas.openxmlformats.org/drawingml/2006/picture">
+                <pic:pic>
                   <pic:nvPicPr>
                     <pic:cNvPr id="4" name="Image4"/>
                     <pic:cNvPicPr>

--- a/extrakty/doc/TC278WG7/extract_20452_(2009).docx
+++ b/extrakty/doc/TC278WG7/extract_20452_(2009).docx
@@ -27,7 +27,7 @@
           <w:sz w:val="40"/>
           <w:szCs w:val="40"/>
         </w:rPr>
-        <w:t>EXTRAKT z mezinárodní normy</w:t>
+        <w:t xml:space="preserve">EXTRAKT z technické specifikace ISO</w:t>
       </w:r>
     </w:p>
     <w:p>
@@ -180,7 +180,7 @@
             </w:pPr>
             <w:r>
               <w:rPr/>
-              <w:t>ISO/IEC TS 20452</w:t>
+              <w:t xml:space="preserve">ISO/TS 20452</w:t>
               <w:br/>
             </w:r>
           </w:p>
@@ -192,7 +192,7 @@
             </w:pPr>
             <w:r>
               <w:rPr/>
-              <w:t>01 8282</w:t>
+              <w:t xml:space="preserve"/>
             </w:r>
           </w:p>
         </w:tc>
@@ -209,7 +209,7 @@
       <w:r>
         <w:rPr/>
         <w:tab/>
-        <w:t xml:space="preserve">Vydána 2007, 60 stran</w:t>
+        <w:t xml:space="preserve">Vydána 2007, 54 stran</w:t>
       </w:r>
     </w:p>
     <w:p>
